--- a/prompts/Google Drive Documents/CBM-DocMgmt-Executive-Summary.docx
+++ b/prompts/Google Drive Documents/CBM-DocMgmt-Executive-Summary.docx
@@ -62,7 +62,7 @@
           <w:sz w:val="22"/>
           <w:szCs w:val="22"/>
         </w:rPr>
-        <w:t xml:space="preserve">Version: 1.2</w:t>
+        <w:t>Version: 1.3</w:t>
       </w:r>
     </w:p>
     <w:p>
@@ -76,7 +76,7 @@
           <w:sz w:val="22"/>
           <w:szCs w:val="22"/>
         </w:rPr>
-        <w:t xml:space="preserve">Last Updated: 07-16-26 14:33</w:t>
+        <w:t>Last Updated: 07-16-26 23:58</w:t>
       </w:r>
     </w:p>
     <w:p>
@@ -90,7 +90,7 @@
           <w:sz w:val="22"/>
           <w:szCs w:val="22"/>
         </w:rPr>
-        <w:t xml:space="preserve">Companion to: Document Management (DOC-MGMT) — Implementation PRD, v1.2</w:t>
+        <w:t>Companion to: Document Management (DOC-MGMT) — Implementation PRD, v1.3</w:t>
       </w:r>
     </w:p>
     <w:p>
@@ -238,6 +238,72 @@
                 <w:szCs w:val="20"/>
               </w:rPr>
               <w:t xml:space="preserve">Description of Change</w:t>
+            </w:r>
+          </w:p>
+        </w:tc>
+      </w:tr>
+      <w:tr>
+        <w:tc>
+          <w:tcPr>
+            <w:tcW w:type="dxa" w:w="1100"/>
+            <w:tcMar>
+              <w:top w:type="dxa" w:w="60"/>
+              <w:left w:type="dxa" w:w="100"/>
+              <w:bottom w:type="dxa" w:w="60"/>
+              <w:right w:type="dxa" w:w="100"/>
+            </w:tcMar>
+          </w:tcPr>
+          <w:p>
+            <w:r>
+              <w:t>1.3</w:t>
+            </w:r>
+          </w:p>
+        </w:tc>
+        <w:tc>
+          <w:tcPr>
+            <w:tcW w:type="dxa" w:w="1500"/>
+            <w:tcMar>
+              <w:top w:type="dxa" w:w="60"/>
+              <w:left w:type="dxa" w:w="100"/>
+              <w:bottom w:type="dxa" w:w="60"/>
+              <w:right w:type="dxa" w:w="100"/>
+            </w:tcMar>
+          </w:tcPr>
+          <w:p>
+            <w:r>
+              <w:t>07-16-26 23:58</w:t>
+            </w:r>
+          </w:p>
+        </w:tc>
+        <w:tc>
+          <w:tcPr>
+            <w:tcW w:type="dxa" w:w="2300"/>
+            <w:tcMar>
+              <w:top w:type="dxa" w:w="60"/>
+              <w:left w:type="dxa" w:w="100"/>
+              <w:bottom w:type="dxa" w:w="60"/>
+              <w:right w:type="dxa" w:w="100"/>
+            </w:tcMar>
+          </w:tcPr>
+          <w:p>
+            <w:r>
+              <w:t>Doug Bower (drafted with Claude)</w:t>
+            </w:r>
+          </w:p>
+        </w:tc>
+        <w:tc>
+          <w:tcPr>
+            <w:tcW w:type="dxa" w:w="4460"/>
+            <w:tcMar>
+              <w:top w:type="dxa" w:w="60"/>
+              <w:left w:type="dxa" w:w="100"/>
+              <w:bottom w:type="dxa" w:w="60"/>
+              <w:right w:type="dxa" w:w="100"/>
+            </w:tcMar>
+          </w:tcPr>
+          <w:p>
+            <w:r>
+              <w:t>Access model finalized. No person is a member of the shared drive (the application's service identity is the sole member); the application performs all document operations and is the sole gate, enforcing the CRM's permissions; Drive-side access is per-person, folder-level Commenter grants that mirror CRM assignments, with automatic revocation and a nightly reconciliation; mentor personnel folders carry no grants (app-only). Section 1.2 rewritten as the precise access model with anticipated questions (1.3); walkthrough, strengths, and trade-offs updated to match, including the as-built web viewer (browser-held copies, Download original).</w:t>
             </w:r>
           </w:p>
         </w:tc>
@@ -652,10 +718,14 @@
       <w:r>
         <w:rPr>
           <w:rFonts w:ascii="Calibri" w:cs="Calibri" w:eastAsia="Calibri" w:hAnsi="Calibri"/>
-          <w:sz w:val="22"/>
-          <w:szCs w:val="22"/>
-        </w:rPr>
-        <w:t xml:space="preserve">Viewing in the application. Anyone opening that engagement sees its document list immediately — only that engagement's documents, with no need to sift through the client's other engagements. Clicking View opens the document right inside the application. After the first view, a local copy is kept, so re-opening is instant — no waiting, no browser, no leaving the workflow.</w:t>
+          <w:b/>
+          <w:sz w:val="22"/>
+          <w:szCs w:val="22"/>
+        </w:rPr>
+        <w:t>Viewing in the application.</w:t>
+      </w:r>
+      <w:r>
+        <w:t xml:space="preserve"> Anyone opening that engagement sees its document list immediately — only that engagement's documents, with no need to sift through the client's other engagements. Clicking View opens the document right inside the application: PDFs and images directly, Word / Excel / PowerPoint files as a PDF rendering produced on demand. After the first view the browser keeps a private copy, so re-opening is instant. A separate Download action always delivers the original file itself — the exact bytes that were uploaded, formulas and all — which the person's own computer opens in Excel, Word, or whatever it has installed.</w:t>
       </w:r>
     </w:p>
     <w:p>
@@ -670,10 +740,14 @@
       <w:r>
         <w:rPr>
           <w:rFonts w:ascii="Calibri" w:cs="Calibri" w:eastAsia="Calibri" w:hAnsi="Calibri"/>
-          <w:sz w:val="22"/>
-          <w:szCs w:val="22"/>
-        </w:rPr>
-        <w:t xml:space="preserve">Viewing from the CRM. The engagement's CRM record carries a single permanent link to that engagement's document folder — mentors land directly in their own engagement's documents. (Mentor records carry the same kind of link to the mentor's folder.) One click opens the folder in the browser; because staff are already signed into Google Workspace, there is no second login. The link never goes stale, no matter how many documents are added or removed later.</w:t>
+          <w:b/>
+          <w:sz w:val="22"/>
+          <w:szCs w:val="22"/>
+        </w:rPr>
+        <w:t>Viewing from the CRM.</w:t>
+      </w:r>
+      <w:r>
+        <w:t xml:space="preserve"> The engagement's CRM record carries a single permanent link to that engagement's document folder. For the people who hold access to that folder (Section 1.2), one click opens it in the browser under their existing Google Workspace sign-in — no second login. The link never goes stale, and for anyone else it simply refuses: Google answers "You need access."</w:t>
       </w:r>
     </w:p>
     <w:p>
@@ -688,10 +762,14 @@
       <w:r>
         <w:rPr>
           <w:rFonts w:ascii="Calibri" w:cs="Calibri" w:eastAsia="Calibri" w:hAnsi="Calibri"/>
-          <w:sz w:val="22"/>
-          <w:szCs w:val="22"/>
-        </w:rPr>
-        <w:t xml:space="preserve">Working directly in Drive. Staff who prefer Drive can browse naturally: client folders by name, an engagement subfolder for each assignment inside them, and mentor folders for mentor documents. Everything about a client sits together in one place even as each engagement stays separate. Preview, comments, and sharing — all the normal Drive capabilities remain available.</w:t>
+          <w:b/>
+          <w:sz w:val="22"/>
+          <w:szCs w:val="22"/>
+        </w:rPr>
+        <w:t>Working in Google Drive.</w:t>
+      </w:r>
+      <w:r>
+        <w:t xml:space="preserve"> Nobody browses the document drive itself — no one can (Section 1.2). What a mentor sees in their own Google Drive is precisely the engagement folders they have been granted, listed under "Shared with me": they can open every document there, download, and add comments — and nothing more. No other client, no other engagement, no other mentor's documents are visible, searchable, or reachable from there.</w:t>
       </w:r>
     </w:p>
     <w:p>
@@ -726,7 +804,7 @@
           <w:sz w:val="25"/>
           <w:szCs w:val="25"/>
         </w:rPr>
-        <w:t xml:space="preserve">1.2 Who Sees What</w:t>
+        <w:t>1.2 Who Sees What — The Access Model, Precisely</w:t>
       </w:r>
     </w:p>
     <w:p>
@@ -739,7 +817,263 @@
           <w:sz w:val="22"/>
           <w:szCs w:val="22"/>
         </w:rPr>
-        <w:t xml:space="preserve">Access rides on Google Workspace. Membership in the shared drive determines who can see and manage documents, using the same accounts and groups CBM already administers. Every access is attributable to a named person in Google's audit logs — there is no shared system account whose activity is anonymous.</w:t>
+        <w:t>These documents include highly confidential material, so access is deliberately narrow, decided in exactly one place, and enforced twice. The CRM's permission model is the single source of truth for who may work with which record; the application enforces it on every list, view, and download; and Google Drive is configured so nothing is visible there beyond what the application has explicitly granted. The rules, precisely:</w:t>
+      </w:r>
+    </w:p>
+    <w:p>
+      <w:pPr>
+        <w:pStyle w:val="ListParagraph"/>
+        <w:numPr>
+          <w:ilvl w:val="0"/>
+          <w:numId w:val="2"/>
+        </w:numPr>
+        <w:spacing w:after="90"/>
+      </w:pPr>
+      <w:r>
+        <w:rPr>
+          <w:b/>
+        </w:rPr>
+        <w:t>No person is a member of the document drive.</w:t>
+      </w:r>
+      <w:r>
+        <w:t xml:space="preserve"> The "CBM Documents" shared drive has exactly one member: the application's own service identity (a machine credential that exists only in the server's configuration). Drive membership is what would let someone browse everything, so no one has it — including staff and administrators. Google Workspace administrators retain emergency access through the admin console; that is a logged administrative act, not a day-to-day capability.</w:t>
+      </w:r>
+    </w:p>
+    <w:p>
+      <w:pPr>
+        <w:pStyle w:val="ListParagraph"/>
+        <w:numPr>
+          <w:ilvl w:val="0"/>
+          <w:numId w:val="2"/>
+        </w:numPr>
+        <w:spacing w:after="90"/>
+      </w:pPr>
+      <w:r>
+        <w:rPr>
+          <w:b/>
+        </w:rPr>
+        <w:t>The application is the sole gate.</w:t>
+      </w:r>
+      <w:r>
+        <w:t xml:space="preserve"> Every upload, view, and download runs through the application, which first verifies — against the CRM — that the signed-in person is entitled to the record the document belongs to. A mentor can reach exactly the documents of their own engagements and nothing else.</w:t>
+      </w:r>
+    </w:p>
+    <w:p>
+      <w:pPr>
+        <w:pStyle w:val="ListParagraph"/>
+        <w:numPr>
+          <w:ilvl w:val="0"/>
+          <w:numId w:val="2"/>
+        </w:numPr>
+        <w:spacing w:after="90"/>
+      </w:pPr>
+      <w:r>
+        <w:rPr>
+          <w:b/>
+        </w:rPr>
+        <w:t>Drive access is granted folder-by-folder, person-by-person.</w:t>
+      </w:r>
+      <w:r>
+        <w:t xml:space="preserve"> When someone becomes entitled to a record — a mentor is assigned an engagement, a co-mentor is added, a partner or sponsor manager is named — the application grants that specific person access to that record's folder. In their own Google Drive the folder appears under "Shared with me"; the drive around it does not exist for them. Google refuses any attempt to navigate upward, and Drive search returns only what they hold.</w:t>
+      </w:r>
+    </w:p>
+    <w:p>
+      <w:pPr>
+        <w:pStyle w:val="ListParagraph"/>
+        <w:numPr>
+          <w:ilvl w:val="0"/>
+          <w:numId w:val="2"/>
+        </w:numPr>
+        <w:spacing w:after="90"/>
+      </w:pPr>
+      <w:r>
+        <w:rPr>
+          <w:b/>
+        </w:rPr>
+        <w:t>Granted access means read and remark — never write.</w:t>
+      </w:r>
+      <w:r>
+        <w:t xml:space="preserve"> Grants are at Google's Commenter level: open, download, and add comments or suggestions. A grant-holder cannot create files in the folder, cannot edit, rename, move, or delete anything, and cannot share the folder onward. Every document enters the system only through the application, where it is validated, classified, and indexed — enforced by the permission level itself, not by asking nicely.</w:t>
+      </w:r>
+    </w:p>
+    <w:p>
+      <w:pPr>
+        <w:pStyle w:val="ListParagraph"/>
+        <w:numPr>
+          <w:ilvl w:val="0"/>
+          <w:numId w:val="2"/>
+        </w:numPr>
+        <w:spacing w:after="90"/>
+      </w:pPr>
+      <w:r>
+        <w:rPr>
+          <w:b/>
+        </w:rPr>
+        <w:t>Mentor personnel documents are application-only.</w:t>
+      </w:r>
+      <w:r>
+        <w:t xml:space="preserve"> The folders holding documents about a mentor — resumes, signed agreements — carry no Drive grants for anyone, the mentor included. They are reachable exclusively through the application's Mentor Administration screen, which the CRM restricts to the Mentor Administration Team.</w:t>
+      </w:r>
+    </w:p>
+    <w:p>
+      <w:pPr>
+        <w:pStyle w:val="ListParagraph"/>
+        <w:numPr>
+          <w:ilvl w:val="0"/>
+          <w:numId w:val="2"/>
+        </w:numPr>
+        <w:spacing w:after="90"/>
+      </w:pPr>
+      <w:r>
+        <w:rPr>
+          <w:b/>
+        </w:rPr>
+        <w:t>Access ends when the entitlement ends.</w:t>
+      </w:r>
+      <w:r>
+        <w:t xml:space="preserve"> Reassigning an engagement, removing a co-mentor, or offboarding a mentor revokes the matching grants as part of the same action. As a backstop, every night the application reconciles all Drive grants against the CRM's current assignments and removes anything that no longer matches — a missed revocation cannot outlive the day. Suspending a departed person's Google account ends their access instantly and independently.</w:t>
+      </w:r>
+    </w:p>
+    <w:p>
+      <w:pPr>
+        <w:pStyle w:val="ListParagraph"/>
+        <w:numPr>
+          <w:ilvl w:val="0"/>
+          <w:numId w:val="2"/>
+        </w:numPr>
+        <w:spacing w:after="90"/>
+      </w:pPr>
+      <w:r>
+        <w:rPr>
+          <w:b/>
+        </w:rPr>
+        <w:t>Everything is attributable to a person.</w:t>
+      </w:r>
+      <w:r>
+        <w:t xml:space="preserve"> The application's index records who uploaded every document. When a grant-holder opens or comments on a file in Drive, Google's audit log attributes it to them personally. Operations the application performs on someone's behalf are written to the application's own audit records under that person's name.</w:t>
+      </w:r>
+    </w:p>
+    <w:p>
+      <w:pPr>
+        <w:pStyle w:val="Heading2"/>
+        <w:spacing w:after="140" w:before="220"/>
+      </w:pPr>
+      <w:r>
+        <w:t>1.3 Anticipated Questions</w:t>
+      </w:r>
+    </w:p>
+    <w:p>
+      <w:pPr>
+        <w:pStyle w:val="ListParagraph"/>
+        <w:numPr>
+          <w:ilvl w:val="0"/>
+          <w:numId w:val="2"/>
+        </w:numPr>
+        <w:spacing w:after="90"/>
+      </w:pPr>
+      <w:r>
+        <w:rPr>
+          <w:b/>
+        </w:rPr>
+        <w:t>Can a mentor see another mentor's clients or documents?</w:t>
+      </w:r>
+      <w:r>
+        <w:t xml:space="preserve"> No. The application shows them only records the CRM says are theirs, and their Drive grants cover only those same engagement folders. There is no path — browsing, searching, or URL-guessing — to anything else.</w:t>
+      </w:r>
+    </w:p>
+    <w:p>
+      <w:pPr>
+        <w:pStyle w:val="ListParagraph"/>
+        <w:numPr>
+          <w:ilvl w:val="0"/>
+          <w:numId w:val="2"/>
+        </w:numPr>
+        <w:spacing w:after="90"/>
+      </w:pPr>
+      <w:r>
+        <w:rPr>
+          <w:b/>
+        </w:rPr>
+        <w:t>Can a mentor see their own personnel file (resume, agreement)?</w:t>
+      </w:r>
+      <w:r>
+        <w:t xml:space="preserve"> Not through Drive — mentor folders carry no grants. In the application, those documents are visible only to the Mentor Administration Team.</w:t>
+      </w:r>
+    </w:p>
+    <w:p>
+      <w:pPr>
+        <w:pStyle w:val="ListParagraph"/>
+        <w:numPr>
+          <w:ilvl w:val="0"/>
+          <w:numId w:val="2"/>
+        </w:numPr>
+        <w:spacing w:after="90"/>
+      </w:pPr>
+      <w:r>
+        <w:rPr>
+          <w:b/>
+        </w:rPr>
+        <w:t>Could someone find the drive by poking around Google Drive?</w:t>
+      </w:r>
+      <w:r>
+        <w:t xml:space="preserve"> No. A shared drive is invisible to non-members; it does not appear in anyone's sidebar or search results. A leaked link produces Google's "You need access" page.</w:t>
+      </w:r>
+    </w:p>
+    <w:p>
+      <w:pPr>
+        <w:pStyle w:val="ListParagraph"/>
+        <w:numPr>
+          <w:ilvl w:val="0"/>
+          <w:numId w:val="2"/>
+        </w:numPr>
+        <w:spacing w:after="90"/>
+      </w:pPr>
+      <w:r>
+        <w:rPr>
+          <w:b/>
+        </w:rPr>
+        <w:t>Can a grant-holder add, change, or delete files from Drive?</w:t>
+      </w:r>
+      <w:r>
+        <w:t xml:space="preserve"> No. Commenter access cannot create, modify, move, or delete anything, and cannot re-share. Additions happen only through the application, which records who, what, and when.</w:t>
+      </w:r>
+    </w:p>
+    <w:p>
+      <w:pPr>
+        <w:pStyle w:val="ListParagraph"/>
+        <w:numPr>
+          <w:ilvl w:val="0"/>
+          <w:numId w:val="2"/>
+        </w:numPr>
+        <w:spacing w:after="90"/>
+      </w:pPr>
+      <w:r>
+        <w:rPr>
+          <w:b/>
+        </w:rPr>
+        <w:t>What happens when someone leaves CBM?</w:t>
+      </w:r>
+      <w:r>
+        <w:t xml:space="preserve"> Offboarding in the application revokes their grants; the nightly reconciliation catches anything missed; and suspending their Workspace account severs all Google access immediately. Three independent locks.</w:t>
+      </w:r>
+    </w:p>
+    <w:p>
+      <w:pPr>
+        <w:pStyle w:val="ListParagraph"/>
+        <w:numPr>
+          <w:ilvl w:val="0"/>
+          <w:numId w:val="2"/>
+        </w:numPr>
+        <w:spacing w:after="90"/>
+      </w:pPr>
+      <w:r>
+        <w:rPr>
+          <w:b/>
+        </w:rPr>
+        <w:t>Who can see everything?</w:t>
+      </w:r>
+      <w:r>
+        <w:t xml:space="preserve"> No individual account can. The application's service identity can — it is a machine credential, held only in the server's encrypted configuration, and every action it takes on a person's behalf is logged under that person's name. Workspace administrators can reach the drive through the admin console, which Google logs as an administrative action.</w:t>
       </w:r>
     </w:p>
     <w:p>
@@ -808,10 +1142,14 @@
       <w:r>
         <w:rPr>
           <w:rFonts w:ascii="Calibri" w:cs="Calibri" w:eastAsia="Calibri" w:hAnsi="Calibri"/>
-          <w:sz w:val="22"/>
-          <w:szCs w:val="22"/>
-        </w:rPr>
-        <w:t xml:space="preserve">Sign-in staff already have. CRM links open with the user's existing Workspace session. No new passwords, no unfamiliar login prompts — the single biggest adoption risk of a self-hosted alternative simply does not exist here.</w:t>
+          <w:b/>
+          <w:sz w:val="22"/>
+          <w:szCs w:val="22"/>
+        </w:rPr>
+        <w:t>Sign-in staff already have.</w:t>
+      </w:r>
+      <w:r>
+        <w:t xml:space="preserve"> The application uses its own CBM sign-in; Drive folder links open under the person's existing Workspace session for exactly the folders they hold. No new passwords, no unfamiliar login prompts.</w:t>
       </w:r>
     </w:p>
     <w:p>
@@ -862,10 +1200,14 @@
       <w:r>
         <w:rPr>
           <w:rFonts w:ascii="Calibri" w:cs="Calibri" w:eastAsia="Calibri" w:hAnsi="Calibri"/>
-          <w:sz w:val="22"/>
-          <w:szCs w:val="22"/>
-        </w:rPr>
-        <w:t xml:space="preserve">Accountable by default. Google's audit logs record who viewed, added, or changed each file, attributed to real individuals — relevant for the Mentor Administration Team's permissions and confidentiality obligations.</w:t>
+          <w:b/>
+          <w:sz w:val="22"/>
+          <w:szCs w:val="22"/>
+        </w:rPr>
+        <w:t>Accountable by default.</w:t>
+      </w:r>
+      <w:r>
+        <w:t xml:space="preserve"> The application records the person behind every upload and download; Google's audit logs attribute every Drive-side view and comment to the named individual who made it. There is no anonymous access path: the only broad credential is the application's own, and it acts solely on instructions the application has already tied to a signed-in person.</w:t>
       </w:r>
     </w:p>
     <w:p>
@@ -952,10 +1294,14 @@
       <w:r>
         <w:rPr>
           <w:rFonts w:ascii="Calibri" w:cs="Calibri" w:eastAsia="Calibri" w:hAnsi="Calibri"/>
-          <w:sz w:val="22"/>
-          <w:szCs w:val="22"/>
-        </w:rPr>
-        <w:t xml:space="preserve">Uploads should flow through the application. The index stays complete only when documents are added via the application. A file dropped straight into a Drive folder is visible in Drive but invisible to the application until a reconciliation step catches it. A "link existing Drive file" capability is planned to soften this.</w:t>
+          <w:b/>
+          <w:sz w:val="22"/>
+          <w:szCs w:val="22"/>
+        </w:rPr>
+        <w:t>Uploads flow through the application — now enforced.</w:t>
+      </w:r>
+      <w:r>
+        <w:t xml:space="preserve"> The index stays complete because it cannot be bypassed: no one holds Drive permission to drop a file into a folder by hand. The residual case is an administrator deliberately using the admin console; a "link existing Drive file" capability and a reconciliation report remain planned for that path.</w:t>
       </w:r>
     </w:p>
     <w:p>
@@ -970,10 +1316,14 @@
       <w:r>
         <w:rPr>
           <w:rFonts w:ascii="Calibri" w:cs="Calibri" w:eastAsia="Calibri" w:hAnsi="Calibri"/>
-          <w:sz w:val="22"/>
-          <w:szCs w:val="22"/>
-        </w:rPr>
-        <w:t xml:space="preserve">One-time setup per user. Each staff member authorizes the application against their Google account once. It is a single browser consent screen, but it is a step that must be communicated and supported.</w:t>
+          <w:b/>
+          <w:sz w:val="22"/>
+          <w:szCs w:val="22"/>
+        </w:rPr>
+        <w:t>The application maintains a permission ledger.</w:t>
+      </w:r>
+      <w:r>
+        <w:t xml:space="preserve"> Folder grants must track CRM assignments forever — every reassignment or departure must revoke access. The design accepts this honestly and automates it twice over: grants and revocations ride the same application actions that change assignments, and a nightly reconciliation re-derives every grant from the CRM and corrects any drift. The failure mode is bounded: at worst, a Drive folder stays readable to a recently-unassigned mentor until the next nightly sweep.</w:t>
       </w:r>
     </w:p>
     <w:p>
@@ -988,10 +1338,14 @@
       <w:r>
         <w:rPr>
           <w:rFonts w:ascii="Calibri" w:cs="Calibri" w:eastAsia="Calibri" w:hAnsi="Calibri"/>
-          <w:sz w:val="22"/>
-          <w:szCs w:val="22"/>
-        </w:rPr>
-        <w:t xml:space="preserve">The "Save as Google Sheets" wrinkle. If someone opens an uploaded Excel file in Drive and converts it to a Google Sheet, Drive creates a second copy; the application still points at the original. Nothing is lost, but duplicates can accumulate. Mitigation is a simple staff convention (edit Office files in place) plus a planned duplicate report.</w:t>
+          <w:b/>
+          <w:sz w:val="22"/>
+          <w:szCs w:val="22"/>
+        </w:rPr>
+        <w:t>The "Save as Google Sheets" wrinkle — largely closed.</w:t>
+      </w:r>
+      <w:r>
+        <w:t xml:space="preserve"> Converting an uploaded Excel file into a Google Sheet would create a confusing second copy. Since no one can create files in the drive, this can no longer happen there. A grant-holder can still copy a document into their personal Drive — read access of any kind permits copying, as it permits downloading — which is a confidentiality-policy matter (what people may retain), not a system-integrity one.</w:t>
       </w:r>
     </w:p>
     <w:p>
@@ -1024,10 +1378,14 @@
       <w:r>
         <w:rPr>
           <w:rFonts w:ascii="Calibri" w:cs="Calibri" w:eastAsia="Calibri" w:hAnsi="Calibri"/>
-          <w:sz w:val="22"/>
-          <w:szCs w:val="22"/>
-        </w:rPr>
-        <w:t xml:space="preserve">Google-native files view as snapshots. Documents created as Google Docs or Sheets are shown in-app as PDF renditions; editing them happens in Drive. In practice most managed documents (resumes, signed agreements) are static, so this is rarely felt.</w:t>
+          <w:b/>
+          <w:sz w:val="22"/>
+          <w:szCs w:val="22"/>
+        </w:rPr>
+        <w:t>Office and Google-native files view as snapshots.</w:t>
+      </w:r>
+      <w:r>
+        <w:t xml:space="preserve"> Word, Excel, PowerPoint, and Google-format documents are shown in-app as PDF renditions; the Download action supplies the original for real editing, and grant-holders can comment on the originals in Drive. The first view of an Office file waits a few seconds for the rendition; subsequent views are instant.</w:t>
       </w:r>
     </w:p>
     <w:p>

--- a/prompts/Google Drive Documents/CBM-DocMgmt-Executive-Summary.docx
+++ b/prompts/Google Drive Documents/CBM-DocMgmt-Executive-Summary.docx
@@ -62,7 +62,7 @@
           <w:sz w:val="22"/>
           <w:szCs w:val="22"/>
         </w:rPr>
-        <w:t>Version: 1.3</w:t>
+        <w:t>Version: 1.4</w:t>
       </w:r>
     </w:p>
     <w:p>
@@ -76,7 +76,7 @@
           <w:sz w:val="22"/>
           <w:szCs w:val="22"/>
         </w:rPr>
-        <w:t>Last Updated: 07-16-26 23:58</w:t>
+        <w:t>Last Updated: 07-17-26 01:25</w:t>
       </w:r>
     </w:p>
     <w:p>
@@ -90,7 +90,7 @@
           <w:sz w:val="22"/>
           <w:szCs w:val="22"/>
         </w:rPr>
-        <w:t>Companion to: Document Management (DOC-MGMT) — Implementation PRD, v1.3</w:t>
+        <w:t>Companion to: Document Management (DOC-MGMT) — Implementation PRD, v1.4</w:t>
       </w:r>
     </w:p>
     <w:p>
@@ -238,6 +238,72 @@
                 <w:szCs w:val="20"/>
               </w:rPr>
               <w:t xml:space="preserve">Description of Change</w:t>
+            </w:r>
+          </w:p>
+        </w:tc>
+      </w:tr>
+      <w:tr>
+        <w:tc>
+          <w:tcPr>
+            <w:tcW w:type="dxa" w:w="1100"/>
+            <w:tcMar>
+              <w:top w:type="dxa" w:w="60"/>
+              <w:left w:type="dxa" w:w="100"/>
+              <w:bottom w:type="dxa" w:w="60"/>
+              <w:right w:type="dxa" w:w="100"/>
+            </w:tcMar>
+          </w:tcPr>
+          <w:p>
+            <w:r>
+              <w:t xml:space="preserve">1.4</w:t>
+            </w:r>
+          </w:p>
+        </w:tc>
+        <w:tc>
+          <w:tcPr>
+            <w:tcW w:type="dxa" w:w="1500"/>
+            <w:tcMar>
+              <w:top w:type="dxa" w:w="60"/>
+              <w:left w:type="dxa" w:w="100"/>
+              <w:bottom w:type="dxa" w:w="60"/>
+              <w:right w:type="dxa" w:w="100"/>
+            </w:tcMar>
+          </w:tcPr>
+          <w:p>
+            <w:r>
+              <w:t xml:space="preserve">07-17-26 01:25</w:t>
+            </w:r>
+          </w:p>
+        </w:tc>
+        <w:tc>
+          <w:tcPr>
+            <w:tcW w:type="dxa" w:w="2300"/>
+            <w:tcMar>
+              <w:top w:type="dxa" w:w="60"/>
+              <w:left w:type="dxa" w:w="100"/>
+              <w:bottom w:type="dxa" w:w="60"/>
+              <w:right w:type="dxa" w:w="100"/>
+            </w:tcMar>
+          </w:tcPr>
+          <w:p>
+            <w:r>
+              <w:t xml:space="preserve">Doug Bower (drafted with Claude)</w:t>
+            </w:r>
+          </w:p>
+        </w:tc>
+        <w:tc>
+          <w:tcPr>
+            <w:tcW w:type="dxa" w:w="4460"/>
+            <w:tcMar>
+              <w:top w:type="dxa" w:w="60"/>
+              <w:left w:type="dxa" w:w="100"/>
+              <w:bottom w:type="dxa" w:w="60"/>
+              <w:right w:type="dxa" w:w="100"/>
+            </w:tcMar>
+          </w:tcPr>
+          <w:p>
+            <w:r>
+              <w:t xml:space="preserve">Phase 3 implemented in the application (v0.76.0): the folder-grant machinery, nightly reconciliation, archive/restore, and CRM folder links described here now exist in code. No change to the access model or to any commitment in this document; the PRD v1.4 records the implementation decisions. Live activation (drive membership swap plus configuration) is the remaining step.</w:t>
             </w:r>
           </w:p>
         </w:tc>

--- a/prompts/Google Drive Documents/CBM-DocMgmt-Executive-Summary.docx
+++ b/prompts/Google Drive Documents/CBM-DocMgmt-Executive-Summary.docx
@@ -62,7 +62,7 @@
           <w:sz w:val="22"/>
           <w:szCs w:val="22"/>
         </w:rPr>
-        <w:t>Version: 1.4</w:t>
+        <w:t>Version: 1.5</w:t>
       </w:r>
     </w:p>
     <w:p>
@@ -76,7 +76,7 @@
           <w:sz w:val="22"/>
           <w:szCs w:val="22"/>
         </w:rPr>
-        <w:t>Last Updated: 07-17-26 01:25</w:t>
+        <w:t>Last Updated: 07-18-26 00:30</w:t>
       </w:r>
     </w:p>
     <w:p>
@@ -90,7 +90,7 @@
           <w:sz w:val="22"/>
           <w:szCs w:val="22"/>
         </w:rPr>
-        <w:t>Companion to: Document Management (DOC-MGMT) — Implementation PRD, v1.4</w:t>
+        <w:t>Companion to: Document Management (DOC-MGMT) — Implementation PRD, v1.5</w:t>
       </w:r>
     </w:p>
     <w:p>
@@ -255,7 +255,7 @@
           </w:tcPr>
           <w:p>
             <w:r>
-              <w:t xml:space="preserve">1.4</w:t>
+              <w:t xml:space="preserve">1.5</w:t>
             </w:r>
           </w:p>
         </w:tc>
@@ -271,7 +271,7 @@
           </w:tcPr>
           <w:p>
             <w:r>
-              <w:t xml:space="preserve">07-17-26 01:25</w:t>
+              <w:t xml:space="preserve">07-18-26 00:30</w:t>
             </w:r>
           </w:p>
         </w:tc>
@@ -303,7 +303,7 @@
           </w:tcPr>
           <w:p>
             <w:r>
-              <w:t xml:space="preserve">Phase 3 implemented in the application (v0.76.0): the folder-grant machinery, nightly reconciliation, archive/restore, and CRM folder links described here now exist in code. No change to the access model or to any commitment in this document; the PRD v1.4 records the implementation decisions. Live activation (drive membership swap plus configuration) is the remaining step.</w:t>
+              <w:t xml:space="preserve">Access model amendment (Doug's ruling 07-17-26): two designated system administrators (Doug Bower, Allen Ingram) retain drive membership for maintenance and review — the 'no person is a member' statements in this document now carry that single, named exception. End users still have no membership and only per-folder read-and-comment grants; every document still enters through the application, with the admins' console access as the audited exception. The grant machinery is live in production as of this date.</w:t>
             </w:r>
           </w:p>
         </w:tc>
@@ -321,6 +321,72 @@
           </w:tcPr>
           <w:p>
             <w:r>
+              <w:t xml:space="preserve">1.4</w:t>
+            </w:r>
+          </w:p>
+        </w:tc>
+        <w:tc>
+          <w:tcPr>
+            <w:tcW w:type="dxa" w:w="1500"/>
+            <w:tcMar>
+              <w:top w:type="dxa" w:w="60"/>
+              <w:left w:type="dxa" w:w="100"/>
+              <w:bottom w:type="dxa" w:w="60"/>
+              <w:right w:type="dxa" w:w="100"/>
+            </w:tcMar>
+          </w:tcPr>
+          <w:p>
+            <w:r>
+              <w:t xml:space="preserve">07-17-26 01:25</w:t>
+            </w:r>
+          </w:p>
+        </w:tc>
+        <w:tc>
+          <w:tcPr>
+            <w:tcW w:type="dxa" w:w="2300"/>
+            <w:tcMar>
+              <w:top w:type="dxa" w:w="60"/>
+              <w:left w:type="dxa" w:w="100"/>
+              <w:bottom w:type="dxa" w:w="60"/>
+              <w:right w:type="dxa" w:w="100"/>
+            </w:tcMar>
+          </w:tcPr>
+          <w:p>
+            <w:r>
+              <w:t xml:space="preserve">Doug Bower (drafted with Claude)</w:t>
+            </w:r>
+          </w:p>
+        </w:tc>
+        <w:tc>
+          <w:tcPr>
+            <w:tcW w:type="dxa" w:w="4460"/>
+            <w:tcMar>
+              <w:top w:type="dxa" w:w="60"/>
+              <w:left w:type="dxa" w:w="100"/>
+              <w:bottom w:type="dxa" w:w="60"/>
+              <w:right w:type="dxa" w:w="100"/>
+            </w:tcMar>
+          </w:tcPr>
+          <w:p>
+            <w:r>
+              <w:t xml:space="preserve">Phase 3 implemented in the application (v0.76.0): the folder-grant machinery, nightly reconciliation, archive/restore, and CRM folder links described here now exist in code. No change to the access model or to any commitment in this document; the PRD v1.4 records the implementation decisions. Live activation (drive membership swap plus configuration) is the remaining step.</w:t>
+            </w:r>
+          </w:p>
+        </w:tc>
+      </w:tr>
+      <w:tr>
+        <w:tc>
+          <w:tcPr>
+            <w:tcW w:type="dxa" w:w="1100"/>
+            <w:tcMar>
+              <w:top w:type="dxa" w:w="60"/>
+              <w:left w:type="dxa" w:w="100"/>
+              <w:bottom w:type="dxa" w:w="60"/>
+              <w:right w:type="dxa" w:w="100"/>
+            </w:tcMar>
+          </w:tcPr>
+          <w:p>
+            <w:r>
               <w:t>1.3</w:t>
             </w:r>
           </w:p>
@@ -369,7 +435,7 @@
           </w:tcPr>
           <w:p>
             <w:r>
-              <w:t>Access model finalized. No person is a member of the shared drive (the application's service identity is the sole member); the application performs all document operations and is the sole gate, enforcing the CRM's permissions; Drive-side access is per-person, folder-level Commenter grants that mirror CRM assignments, with automatic revocation and a nightly reconciliation; mentor personnel folders carry no grants (app-only). Section 1.2 rewritten as the precise access model with anticipated questions (1.3); walkthrough, strengths, and trade-offs updated to match, including the as-built web viewer (browser-held copies, Download original).</w:t>
+              <w:t>Access model finalized. No person is a member of the shared drive (the application's service identity plus two designated system administrators are the only members (v1.5)); the application performs all document operations and is the sole gate, enforcing the CRM's permissions; Drive-side access is per-person, folder-level Commenter grants that mirror CRM assignments, with automatic revocation and a nightly reconciliation; mentor personnel folders carry no grants (app-only). Section 1.2 rewritten as the precise access model with anticipated questions (1.3); walkthrough, strengths, and trade-offs updated to match, including the as-built web viewer (browser-held copies, Download original).</w:t>
             </w:r>
           </w:p>
         </w:tc>
@@ -835,7 +901,7 @@
         <w:t>Working in Google Drive.</w:t>
       </w:r>
       <w:r>
-        <w:t xml:space="preserve"> Nobody browses the document drive itself — no one can (Section 1.2). What a mentor sees in their own Google Drive is precisely the engagement folders they have been granted, listed under "Shared with me": they can open every document there, download, and add comments — and nothing more. No other client, no other engagement, no other mentor's documents are visible, searchable, or reachable from there.</w:t>
+        <w:t xml:space="preserve"> Nobody browses the document drive itself — no one can, with one named exception: two designated system administrators (for maintenance and review, v1.5) (Section 1.2). What a mentor sees in their own Google Drive is precisely the engagement folders they have been granted, listed under "Shared with me": they can open every document there, download, and add comments — and nothing more. No other client, no other engagement, no other mentor's documents are visible, searchable, or reachable from there.</w:t>
       </w:r>
     </w:p>
     <w:p>
@@ -1367,7 +1433,7 @@
         <w:t>Uploads flow through the application — now enforced.</w:t>
       </w:r>
       <w:r>
-        <w:t xml:space="preserve"> The index stays complete because it cannot be bypassed: no one holds Drive permission to drop a file into a folder by hand. The residual case is an administrator deliberately using the admin console; a "link existing Drive file" capability and a reconciliation report remain planned for that path.</w:t>
+        <w:t xml:space="preserve"> The index stays complete because it cannot be bypassed: no end user holds Drive permission to drop a file into a folder by hand (the two system administrators are the audited exception, v1.5). The residual case is an administrator deliberately using the admin console; a "link existing Drive file" capability and a reconciliation report remain planned for that path.</w:t>
       </w:r>
     </w:p>
     <w:p>
